--- a/curriculos/Curriculo 115-03/microcurriculos/III SEMESTRE/1155306_Seminario_De_Investigacion_I.docx
+++ b/curriculos/Curriculo 115-03/microcurriculos/III SEMESTRE/1155306_Seminario_De_Investigacion_I.docx
@@ -2150,8 +2150,12 @@
             </w:pPr>
             <w:r>
               <w:rPr>
-                <w:rtl w:val="0"/>
-              </w:rPr>
+                <w:rFonts w:ascii="Arial" w:cs="Arial" w:eastAsia="Arial" w:hAnsi="Arial"/>
+                <w:b w:val="1"/>
+                <w:sz w:val="16"/>
+                <w:szCs w:val="16"/>
+              </w:rPr>
+              <w:t xml:space="preserve">1155209</w:t>
             </w:r>
           </w:p>
         </w:tc>
@@ -2170,8 +2174,12 @@
             </w:pPr>
             <w:r>
               <w:rPr>
-                <w:rtl w:val="0"/>
-              </w:rPr>
+                <w:rFonts w:ascii="Arial" w:cs="Arial" w:eastAsia="Arial" w:hAnsi="Arial"/>
+                <w:b w:val="1"/>
+                <w:sz w:val="16"/>
+                <w:szCs w:val="16"/>
+              </w:rPr>
+              <w:t xml:space="preserve">Seminario Integrador I</w:t>
             </w:r>
           </w:p>
         </w:tc>
